--- a/apps/api/app/design_templates/doc-case/template.docx
+++ b/apps/api/app/design_templates/doc-case/template.docx
@@ -396,7 +396,7 @@
       <w:spacing w:after="120" w:line="384" w:lineRule="auto"/>
     </w:pPr>
     <w:rPr>
-      <w:rFonts w:ascii="함초롬돋움" w:hAnsi="함초롬돋움" w:eastAsia="함초롬돋움" w:cs="함초롬돋움"/>
+      <w:rFonts w:ascii="맑은 고딕" w:hAnsi="맑은 고딕" w:eastAsia="맑은 고딕" w:cs="맑은 고딕"/>
       <w:sz w:val="21"/>
     </w:rPr>
   </w:style>
@@ -459,9 +459,10 @@
       <w:outlineLvl w:val="0"/>
     </w:pPr>
     <w:rPr>
-      <w:rFonts w:asciiTheme="majorHAnsi" w:eastAsiaTheme="majorEastAsia" w:hAnsiTheme="majorHAnsi" w:cstheme="majorBidi" w:ascii="함초롬돋움" w:hAnsi="함초롬돋움" w:eastAsia="함초롬돋움" w:cs="함초롬돋움"/>
+      <w:rFonts w:ascii="맑은 고딕" w:hAnsi="맑은 고딕" w:eastAsia="맑은 고딕" w:cs="맑은 고딕"/>
       <w:b/>
       <w:bCs/>
+      <w:i w:val="0"/>
       <w:color w:val="1F6FEB"/>
       <w:sz w:val="26"/>
       <w:szCs w:val="28"/>
@@ -483,10 +484,11 @@
       <w:outlineLvl w:val="1"/>
     </w:pPr>
     <w:rPr>
-      <w:rFonts w:asciiTheme="majorHAnsi" w:eastAsiaTheme="majorEastAsia" w:hAnsiTheme="majorHAnsi" w:cstheme="majorBidi" w:ascii="함초롬돋움" w:hAnsi="함초롬돋움" w:eastAsia="함초롬돋움" w:cs="함초롬돋움"/>
+      <w:rFonts w:ascii="맑은 고딕" w:hAnsi="맑은 고딕" w:eastAsia="맑은 고딕" w:cs="맑은 고딕"/>
       <w:b/>
       <w:bCs/>
-      <w:color w:val="4F81BD" w:themeColor="accent1"/>
+      <w:i w:val="0"/>
+      <w:color w:val="1A1A1A"/>
       <w:sz w:val="22"/>
       <w:szCs w:val="26"/>
     </w:rPr>
@@ -503,14 +505,16 @@
     <w:pPr>
       <w:keepNext/>
       <w:keepLines/>
-      <w:spacing w:before="200" w:after="0"/>
+      <w:spacing w:before="240" w:after="120"/>
       <w:outlineLvl w:val="2"/>
     </w:pPr>
     <w:rPr>
-      <w:rFonts w:asciiTheme="majorHAnsi" w:eastAsiaTheme="majorEastAsia" w:hAnsiTheme="majorHAnsi" w:cstheme="majorBidi"/>
+      <w:rFonts w:ascii="맑은 고딕" w:hAnsi="맑은 고딕" w:eastAsia="맑은 고딕" w:cs="맑은 고딕"/>
       <w:b/>
       <w:bCs/>
-      <w:color w:val="4F81BD" w:themeColor="accent1"/>
+      <w:i w:val="0"/>
+      <w:color w:val="1A1A1A"/>
+      <w:sz w:val="22"/>
     </w:rPr>
   </w:style>
   <w:style w:type="paragraph" w:styleId="Heading4">
@@ -526,16 +530,17 @@
     <w:pPr>
       <w:keepNext/>
       <w:keepLines/>
-      <w:spacing w:before="200" w:after="0"/>
+      <w:spacing w:before="240" w:after="120"/>
       <w:outlineLvl w:val="3"/>
     </w:pPr>
     <w:rPr>
-      <w:rFonts w:asciiTheme="majorHAnsi" w:eastAsiaTheme="majorEastAsia" w:hAnsiTheme="majorHAnsi" w:cstheme="majorBidi"/>
+      <w:rFonts w:ascii="맑은 고딕" w:hAnsi="맑은 고딕" w:eastAsia="맑은 고딕" w:cs="맑은 고딕"/>
       <w:b/>
       <w:bCs/>
-      <w:i/>
+      <w:i w:val="0"/>
       <w:iCs/>
-      <w:color w:val="4F81BD" w:themeColor="accent1"/>
+      <w:color w:val="1A1A1A"/>
+      <w:sz w:val="21"/>
     </w:rPr>
   </w:style>
   <w:style w:type="paragraph" w:styleId="Heading5">
@@ -743,14 +748,15 @@
     <w:pPr>
       <w:keepNext/>
       <w:pBdr>
-        <w:bottom w:val="single" w:sz="8" w:space="4" w:color="4F81BD" w:themeColor="accent1"/>
+        <w:bottom w:val="single" w:sz="8" w:space="4" w:color="1F6FEB"/>
       </w:pBdr>
       <w:spacing w:after="120" w:line="240" w:lineRule="auto" w:before="0"/>
       <w:contextualSpacing/>
     </w:pPr>
     <w:rPr>
-      <w:rFonts w:asciiTheme="majorHAnsi" w:eastAsiaTheme="majorEastAsia" w:hAnsiTheme="majorHAnsi" w:cstheme="majorBidi" w:ascii="함초롬돋움" w:hAnsi="함초롬돋움" w:eastAsia="함초롬돋움" w:cs="함초롬돋움"/>
+      <w:rFonts w:ascii="맑은 고딕" w:hAnsi="맑은 고딕" w:eastAsia="맑은 고딕" w:cs="맑은 고딕"/>
       <w:b/>
+      <w:i w:val="0"/>
       <w:color w:val="1F6FEB"/>
       <w:spacing w:val="5"/>
       <w:kern w:val="28"/>
@@ -787,7 +793,7 @@
       </w:numPr>
     </w:pPr>
     <w:rPr>
-      <w:rFonts w:asciiTheme="majorHAnsi" w:eastAsiaTheme="majorEastAsia" w:hAnsiTheme="majorHAnsi" w:cstheme="majorBidi" w:ascii="함초롬돋움" w:hAnsi="함초롬돋움" w:eastAsia="함초롬돋움" w:cs="함초롬돋움"/>
+      <w:rFonts w:ascii="맑은 고딕" w:hAnsi="맑은 고딕" w:eastAsia="맑은 고딕" w:cs="맑은 고딕"/>
       <w:b w:val="0"/>
       <w:i/>
       <w:iCs/>
@@ -835,7 +841,7 @@
       <w:spacing w:after="120" w:line="384" w:lineRule="auto"/>
     </w:pPr>
     <w:rPr>
-      <w:rFonts w:ascii="함초롬돋움" w:hAnsi="함초롬돋움" w:eastAsia="함초롬돋움" w:cs="함초롬돋움"/>
+      <w:rFonts w:ascii="맑은 고딕" w:hAnsi="맑은 고딕" w:eastAsia="맑은 고딕" w:cs="맑은 고딕"/>
       <w:sz w:val="21"/>
     </w:rPr>
   </w:style>
@@ -936,7 +942,7 @@
       <w:contextualSpacing/>
     </w:pPr>
     <w:rPr>
-      <w:rFonts w:ascii="함초롬돋움" w:hAnsi="함초롬돋움" w:eastAsia="함초롬돋움" w:cs="함초롬돋움"/>
+      <w:rFonts w:ascii="맑은 고딕" w:hAnsi="맑은 고딕" w:eastAsia="맑은 고딕" w:cs="맑은 고딕"/>
       <w:sz w:val="21"/>
     </w:rPr>
   </w:style>
@@ -952,6 +958,10 @@
       </w:numPr>
       <w:contextualSpacing/>
     </w:pPr>
+    <w:rPr>
+      <w:rFonts w:ascii="맑은 고딕" w:hAnsi="맑은 고딕" w:eastAsia="맑은 고딕" w:cs="맑은 고딕"/>
+      <w:sz w:val="21"/>
+    </w:rPr>
   </w:style>
   <w:style w:type="paragraph" w:styleId="ListBullet3">
     <w:name w:val="List Bullet 3"/>
@@ -965,6 +975,10 @@
       </w:numPr>
       <w:contextualSpacing/>
     </w:pPr>
+    <w:rPr>
+      <w:rFonts w:ascii="맑은 고딕" w:hAnsi="맑은 고딕" w:eastAsia="맑은 고딕" w:cs="맑은 고딕"/>
+      <w:sz w:val="21"/>
+    </w:rPr>
   </w:style>
   <w:style w:type="paragraph" w:styleId="ListNumber">
     <w:name w:val="List Number"/>
@@ -979,7 +993,7 @@
       <w:contextualSpacing/>
     </w:pPr>
     <w:rPr>
-      <w:rFonts w:ascii="함초롬돋움" w:hAnsi="함초롬돋움" w:eastAsia="함초롬돋움" w:cs="함초롬돋움"/>
+      <w:rFonts w:ascii="맑은 고딕" w:hAnsi="맑은 고딕" w:eastAsia="맑은 고딕" w:cs="맑은 고딕"/>
       <w:sz w:val="21"/>
     </w:rPr>
   </w:style>
@@ -995,6 +1009,10 @@
       </w:numPr>
       <w:contextualSpacing/>
     </w:pPr>
+    <w:rPr>
+      <w:rFonts w:ascii="맑은 고딕" w:hAnsi="맑은 고딕" w:eastAsia="맑은 고딕" w:cs="맑은 고딕"/>
+      <w:sz w:val="21"/>
+    </w:rPr>
   </w:style>
   <w:style w:type="paragraph" w:styleId="ListNumber3">
     <w:name w:val="List Number 3"/>
@@ -1008,6 +1026,10 @@
       </w:numPr>
       <w:contextualSpacing/>
     </w:pPr>
+    <w:rPr>
+      <w:rFonts w:ascii="맑은 고딕" w:hAnsi="맑은 고딕" w:eastAsia="맑은 고딕" w:cs="맑은 고딕"/>
+      <w:sz w:val="21"/>
+    </w:rPr>
   </w:style>
   <w:style w:type="paragraph" w:styleId="ListContinue">
     <w:name w:val="List Continue"/>
@@ -1089,7 +1111,7 @@
     <w:qFormat/>
     <w:rsid w:val="00FC693F"/>
     <w:rPr>
-      <w:rFonts w:ascii="함초롬돋움" w:hAnsi="함초롬돋움" w:eastAsia="함초롬돋움" w:cs="함초롬돋움"/>
+      <w:rFonts w:ascii="맑은 고딕" w:hAnsi="맑은 고딕" w:eastAsia="맑은 고딕" w:cs="맑은 고딕"/>
       <w:i/>
       <w:iCs/>
       <w:color w:val="000000" w:themeColor="text1"/>
@@ -1207,7 +1229,7 @@
       <w:spacing w:line="240" w:lineRule="auto"/>
     </w:pPr>
     <w:rPr>
-      <w:rFonts w:ascii="함초롬돋움" w:hAnsi="함초롬돋움" w:eastAsia="함초롬돋움" w:cs="함초롬돋움"/>
+      <w:rFonts w:ascii="맑은 고딕" w:hAnsi="맑은 고딕" w:eastAsia="맑은 고딕" w:cs="맑은 고딕"/>
       <w:b/>
       <w:bCs/>
       <w:color w:val="4F81BD" w:themeColor="accent1"/>
@@ -12108,7 +12130,7 @@
       <w:spacing w:after="40"/>
     </w:pPr>
     <w:rPr>
-      <w:rFonts w:ascii="함초롬돋움" w:hAnsi="함초롬돋움" w:eastAsia="함초롬돋움" w:cs="함초롬돋움"/>
+      <w:rFonts w:ascii="맑은 고딕" w:hAnsi="맑은 고딕" w:eastAsia="맑은 고딕" w:cs="맑은 고딕"/>
       <w:i/>
       <w:color w:val="7A7A7A"/>
       <w:sz w:val="20"/>
@@ -12122,7 +12144,7 @@
       <w:spacing w:after="40"/>
     </w:pPr>
     <w:rPr>
-      <w:rFonts w:ascii="함초롬돋움" w:hAnsi="함초롬돋움" w:eastAsia="함초롬돋움" w:cs="함초롬돋움"/>
+      <w:rFonts w:ascii="맑은 고딕" w:hAnsi="맑은 고딕" w:eastAsia="맑은 고딕" w:cs="맑은 고딕"/>
       <w:i/>
       <w:color w:val="7A7A7A"/>
       <w:sz w:val="20"/>
@@ -12135,7 +12157,7 @@
       <w:spacing w:after="0" w:line="288" w:lineRule="auto"/>
     </w:pPr>
     <w:rPr>
-      <w:rFonts w:ascii="함초롬돋움" w:hAnsi="함초롬돋움" w:eastAsia="함초롬돋움" w:cs="함초롬돋움"/>
+      <w:rFonts w:ascii="맑은 고딕" w:hAnsi="맑은 고딕" w:eastAsia="맑은 고딕" w:cs="맑은 고딕"/>
       <w:b/>
       <w:sz w:val="20"/>
     </w:rPr>
@@ -12147,9 +12169,51 @@
       <w:spacing w:after="0" w:line="288" w:lineRule="auto"/>
     </w:pPr>
     <w:rPr>
-      <w:rFonts w:ascii="함초롬돋움" w:hAnsi="함초롬돋움" w:eastAsia="함초롬돋움" w:cs="함초롬돋움"/>
+      <w:rFonts w:ascii="맑은 고딕" w:hAnsi="맑은 고딕" w:eastAsia="맑은 고딕" w:cs="맑은 고딕"/>
       <w:sz w:val="20"/>
     </w:rPr>
+  </w:style>
+  <w:style w:type="paragraph" w:customStyle="1" w:styleId="표숫자">
+    <w:name w:val="표 숫자"/>
+    <w:basedOn w:val="표본문"/>
+    <w:pPr>
+      <w:jc w:val="right"/>
+    </w:pPr>
+  </w:style>
+  <w:style w:type="table" w:customStyle="1" w:styleId="ReportTable">
+    <w:name w:val="보고서 표"/>
+    <w:basedOn w:val="TableGrid"/>
+    <w:uiPriority w:val="59"/>
+    <w:pPr>
+      <w:spacing w:after="0" w:line="240" w:lineRule="auto"/>
+    </w:pPr>
+    <w:tblPr>
+      <w:tblBorders>
+        <w:top w:val="single" w:sz="4" w:space="0" w:color="BBBBBB"/>
+        <w:left w:val="single" w:sz="4" w:space="0" w:color="BBBBBB"/>
+        <w:bottom w:val="single" w:sz="4" w:space="0" w:color="BBBBBB"/>
+        <w:right w:val="single" w:sz="4" w:space="0" w:color="BBBBBB"/>
+        <w:insideH w:val="single" w:sz="4" w:space="0" w:color="BBBBBB"/>
+        <w:insideV w:val="single" w:sz="4" w:space="0" w:color="BBBBBB"/>
+      </w:tblBorders>
+      <w:tblCellMar>
+        <w:top w:w="60" w:type="dxa"/>
+        <w:left w:w="120" w:type="dxa"/>
+        <w:bottom w:w="60" w:type="dxa"/>
+        <w:right w:w="120" w:type="dxa"/>
+      </w:tblCellMar>
+    </w:tblPr>
+    <w:tblStylePr w:type="firstRow">
+      <w:rPr>
+        <w:b/>
+      </w:rPr>
+      <w:tcPr>
+        <w:tcBorders>
+          <w:bottom w:val="single" w:sz="10" w:space="0" w:color="1F6FEB"/>
+        </w:tcBorders>
+        <w:shd w:val="clear" w:color="auto" w:fill="F2F2F2"/>
+      </w:tcPr>
+    </w:tblStylePr>
   </w:style>
 </w:styles>
 </file>
